--- a/downloads/documents/04 Units/Unit 07 - Capstone - Launch Career Readiness and FACS Shark Tank/Project 07 - FACS Shark Tank.docx
+++ b/downloads/documents/04 Units/Unit 07 - Capstone - Launch Career Readiness and FACS Shark Tank/Project 07 - FACS Shark Tank.docx
@@ -2268,7 +2268,7 @@
         <w:t xml:space="preserve"> </w:t>
       </w:r>
       <w:r>
-        <w:t xml:space="preserve">A customer interview may be conducted in Turkish, Portuguese, or Spanish and written down in that language, with one line translated for panel 3. A quote left in the customer’s own language on the poster, with a translation next to it, is stronger evidence than a translated one, and it scores at the same level.</w:t>
+        <w:t xml:space="preserve">A customer interview may be conducted in Spanish and written down in that language, with one line translated for panel 3. A quote left in the customer’s own language on the poster, with a translation next to it, is stronger evidence than a translated one, and it scores at the same level.</w:t>
       </w:r>
     </w:p>
     <w:p>
@@ -2283,7 +2283,7 @@
         <w:rPr>
           <w:b/>
         </w:rPr>
-        <w:t xml:space="preserve">Sentence starters in four languages,</w:t>
+        <w:t xml:space="preserve">Sentence starters in Spanish,</w:t>
       </w:r>
       <w:r>
         <w:t xml:space="preserve"> </w:t>

--- a/downloads/documents/04 Units/Unit 07 - Capstone - Launch Career Readiness and FACS Shark Tank/Project 07 - FACS Shark Tank.docx
+++ b/downloads/documents/04 Units/Unit 07 - Capstone - Launch Career Readiness and FACS Shark Tank/Project 07 - FACS Shark Tank.docx
@@ -425,7 +425,7 @@
         <w:pStyle w:val="BodyText"/>
       </w:pPr>
       <w:r>
-        <w:t xml:space="preserve">On Friday, four adults are going to sit at a table in this room. One of them runs this building. One of them is a teacher who is not me. One of them does not work here at all. They did not have to come, and they came anyway, because somebody told them that students in this building built businesses.</w:t>
+        <w:t xml:space="preserve">On Friday, four adults are going to sit at a table in this room. One of them runs this building. One of them is a teacher who is not me. One of them does not work here at all. They did not have to come. They came anyway, because somebody told them that students in this building built businesses.</w:t>
       </w:r>
     </w:p>
     <w:p>
@@ -433,7 +433,7 @@
         <w:pStyle w:val="BodyText"/>
       </w:pPr>
       <w:r>
-        <w:t xml:space="preserve">You get 60 seconds to pitch to them. Then they get 90 seconds to ask you anything.</w:t>
+        <w:t xml:space="preserve">You get 60 seconds to pitch to them. A pitch is a short, planned talk that makes somebody want to say yes. Then they get 90 seconds to ask you anything.</w:t>
       </w:r>
     </w:p>
     <w:p>
@@ -441,7 +441,7 @@
         <w:pStyle w:val="BodyText"/>
       </w:pPr>
       <w:r>
-        <w:t xml:space="preserve">You are not pretending. Your numbers have to be real numbers. Your customers have to be people you actually asked. Whatever you hand them has to be something you actually made. The one thing you cannot do in this project is make it up.</w:t>
+        <w:t xml:space="preserve">You are not pretending. Your numbers have to be real numbers. Your customers have to be people you actually asked. Whatever you hand the judges has to be something you actually made. The one thing you cannot do in this project is make it up.</w:t>
       </w:r>
     </w:p>
     <w:p>
@@ -568,7 +568,7 @@
         <w:pStyle w:val="BodyText"/>
       </w:pPr>
       <w:r>
-        <w:t xml:space="preserve">You have spent a year learning to cook, measure, cost a meal, budget, read a label, sew, repair, design a room, plan for a child, and price a meal for thirty people. Your business should use one of those. If your idea does not use anything you learned this year, it is somebody else’s project.</w:t>
+        <w:t xml:space="preserve">You have spent a year learning to cook, measure, cost a meal, budget, read a label, sew, repair, design a room, plan for a child, and price a meal for thirty people. Your business should use one of those skills. If your idea does not use anything you learned this year, it is somebody else’s project.</w:t>
       </w:r>
     </w:p>
     <w:p>
@@ -715,7 +715,7 @@
               <w:jc w:val="left"/>
             </w:pPr>
             <w:r>
-              <w:t xml:space="preserve">Deliverable</w:t>
+              <w:t xml:space="preserve">What you turn in</w:t>
             </w:r>
           </w:p>
         </w:tc>
@@ -732,7 +732,7 @@
               <w:jc w:val="left"/>
             </w:pPr>
             <w:r>
-              <w:t xml:space="preserve">Who owns it</w:t>
+              <w:t xml:space="preserve">Who is in charge of it</w:t>
             </w:r>
           </w:p>
         </w:tc>
@@ -749,7 +749,7 @@
               <w:jc w:val="left"/>
             </w:pPr>
             <w:r>
-              <w:t xml:space="preserve">Where it lands</w:t>
+              <w:t xml:space="preserve">Where it goes, and when</w:t>
             </w:r>
           </w:p>
         </w:tc>
@@ -892,7 +892,7 @@
               <w:t xml:space="preserve"> </w:t>
             </w:r>
             <w:r>
-              <w:t xml:space="preserve">Unit cost line by line, price, margin per unit, any fixed cost, break-even in units, and a one-month projection with a reason for the unit count. Signed by the CFO.</w:t>
+              <w:t xml:space="preserve">Unit cost line by line, price, margin per unit, any fixed cost, break-even in units, and a one-month projection with a reason for the unit count. You learn all of these in Lesson 7.8. Signed by the CFO.</w:t>
             </w:r>
           </w:p>
         </w:tc>
@@ -1002,7 +1002,7 @@
               <w:t xml:space="preserve"> </w:t>
             </w:r>
             <w:r>
-              <w:t xml:space="preserve">Something a judge can hold, read, or look at, built with a skill from this course.</w:t>
+              <w:t xml:space="preserve">A first rough version of your thing. Something a judge can hold, read, or look at, built with a skill from this course.</w:t>
             </w:r>
           </w:p>
         </w:tc>
@@ -1100,7 +1100,7 @@
         <w:pStyle w:val="FirstParagraph"/>
       </w:pPr>
       <w:r>
-        <w:t xml:space="preserve">Anything a judge can hold, read, or look at. It does not have to work. It has to exist. Pick the one your idea calls for, and it has to use a skill from this year:</w:t>
+        <w:t xml:space="preserve">Anything a judge can hold, read, or look at. It does not have to work. It has to exist. Pick the kind your idea needs. It has to use a skill from this year:</w:t>
       </w:r>
     </w:p>
     <w:p>
@@ -1429,7 +1429,7 @@
               <w:jc w:val="left"/>
             </w:pPr>
             <w:r>
-              <w:t xml:space="preserve">Scan the six FACS areas for problems. Brainstorm 20 ideas with no criticism. Run the three-question filter. Pick one. Assign CEO, CFO, CMO.</w:t>
+              <w:t xml:space="preserve">Scan the six FACS areas for problems. Brainstorm 20 ideas with no judging. Run the three-question filter. Pick one. Assign CEO, CFO, CMO.</w:t>
             </w:r>
           </w:p>
         </w:tc>
@@ -1484,7 +1484,7 @@
               <w:jc w:val="left"/>
             </w:pPr>
             <w:r>
-              <w:t xml:space="preserve">Build the customer profile. Interview three stand-in customers with the same three questions. Write what changed. Then the whole class works the numbers example together.</w:t>
+              <w:t xml:space="preserve">Build the customer profile. Interview three classmates from other teams, who act as your customers, with the same three questions. Write what changed. Then the whole class works the numbers example together.</w:t>
             </w:r>
           </w:p>
         </w:tc>
@@ -1530,7 +1530,7 @@
               <w:jc w:val="left"/>
             </w:pPr>
             <w:r>
-              <w:t xml:space="preserve">Learn the six parts of a 60-second pitch. Critique the teacher’s pitch. Draft yours. Time it twice.</w:t>
+              <w:t xml:space="preserve">Learn the six parts of a 60-second pitch. Take the teacher’s pitch apart. Draft yours. Time it twice.</w:t>
             </w:r>
           </w:p>
         </w:tc>
@@ -1750,9 +1750,9 @@
       <w:pPr>
         <w:pStyle w:val="Heading2"/>
       </w:pPr>
-      <w:bookmarkStart w:id="28" w:name="team-roles-what-each-one-owns"/>
-      <w:r>
-        <w:t xml:space="preserve">Team roles: what each one owns</w:t>
+      <w:bookmarkStart w:id="28" w:name="team-roles-what-each-one-is-in-charge-of"/>
+      <w:r>
+        <w:t xml:space="preserve">Team roles: what each one is in charge of</w:t>
       </w:r>
       <w:bookmarkEnd w:id="28"/>
     </w:p>
@@ -1772,7 +1772,7 @@
         <w:rPr>
           <w:b/>
         </w:rPr>
-        <w:t xml:space="preserve">CEO: owns the idea, the pitch, and the clock.</w:t>
+        <w:t xml:space="preserve">CEO (Chief Executive Officer): in charge of the idea, the pitch, and the clock.</w:t>
       </w:r>
     </w:p>
     <w:p>
@@ -1843,7 +1843,7 @@
         <w:rPr>
           <w:b/>
         </w:rPr>
-        <w:t xml:space="preserve">CFO: owns every number.</w:t>
+        <w:t xml:space="preserve">CFO (Chief Financial Officer): in charge of every number.</w:t>
       </w:r>
     </w:p>
     <w:p>
@@ -1932,7 +1932,7 @@
         <w:rPr>
           <w:b/>
         </w:rPr>
-        <w:t xml:space="preserve">CMO: owns the customer, the look, and the prototype.</w:t>
+        <w:t xml:space="preserve">CMO (Chief Marketing Officer): in charge of the customer, the look, and the prototype.</w:t>
       </w:r>
     </w:p>
     <w:p>
@@ -2187,7 +2187,7 @@
         <w:t xml:space="preserve"> </w:t>
       </w:r>
       <w:r>
-        <w:t xml:space="preserve">and in what proportion.</w:t>
+        <w:t xml:space="preserve">and how much each person says.</w:t>
       </w:r>
     </w:p>
     <w:p>
@@ -2202,7 +2202,7 @@
         <w:rPr>
           <w:b/>
         </w:rPr>
-        <w:t xml:space="preserve">Which artifact from this project goes in your own portfolio</w:t>
+        <w:t xml:space="preserve">Which piece of this project goes in your own portfolio</w:t>
       </w:r>
       <w:r>
         <w:t xml:space="preserve"> </w:t>
@@ -2226,7 +2226,7 @@
         <w:pStyle w:val="FirstParagraph"/>
       </w:pPr>
       <w:r>
-        <w:t xml:space="preserve">These are part of the project, not exceptions to it. Nothing here lowers a score.</w:t>
+        <w:t xml:space="preserve">These supports are part of the project, not exceptions to it. Nothing here lowers a score.</w:t>
       </w:r>
     </w:p>
     <w:p>
@@ -2493,7 +2493,7 @@
         <w:t xml:space="preserve">Rubric 07 - Career Readiness and Shark Tank.md</w:t>
       </w:r>
       <w:r>
-        <w:t xml:space="preserve">, criteria 3 to 6, four levels each, 16 points. It is in your hand from Lesson 7.7 and nothing on it should surprise you.</w:t>
+        <w:t xml:space="preserve">, criteria 3 to 6, four levels each, 16 points. You get it in Lesson 7.7. Nothing on it should surprise you.</w:t>
       </w:r>
     </w:p>
     <w:tbl>
@@ -2709,7 +2709,7 @@
         <w:pStyle w:val="BodyText"/>
       </w:pPr>
       <w:r>
-        <w:t xml:space="preserve">Your team fills the self-assessment row on the rubric before the teacher scores. A team whose self-scores land within one point of the teacher’s on every criterion earns the Exceeds level on criterion 3 if the rest of that row is met. Honest self-assessment is part of the work.</w:t>
+        <w:t xml:space="preserve">Your team scores itself on the rubric (the self-assessment rows) before the teacher scores. If your team’s scores land within one point of the teacher’s on every criterion, and the rest of the Exceeds row for criterion 3 is met, your team earns Exceeds on criterion 3. Honest self-assessment is part of the work.</w:t>
       </w:r>
     </w:p>
     <w:p>
